--- a/의료·복지/동의·신청/진료 동의서.docx
+++ b/의료·복지/동의·신청/진료 동의서.docx
@@ -4,7 +4,7 @@
   <w:body>
     <w:p>
       <w:pPr>
-        <w:spacing w:after="34" w:before="0" w:line="312" w:lineRule="auto"/>
+        <w:spacing w:after="40" w:before="0" w:line="312" w:lineRule="auto"/>
         <w:jc w:val="center"/>
       </w:pPr>
       <w:r>
@@ -19,7 +19,7 @@
     </w:p>
     <w:p>
       <w:pPr>
-        <w:spacing w:after="85" w:before="0" w:line="312" w:lineRule="auto"/>
+        <w:spacing w:after="100" w:before="0" w:line="312" w:lineRule="auto"/>
         <w:jc w:val="left"/>
         <w:pBdr>
           <w:bottom w:val="single" w:sz="14" w:space="2" w:color="24384F"/>
@@ -51,7 +51,7 @@
       </w:tblGrid>
       <w:tr>
         <w:trPr>
-          <w:trHeight w:val="385" w:hRule="atLeast"/>
+          <w:trHeight w:val="453" w:hRule="atLeast"/>
         </w:trPr>
         <w:tc>
           <w:tcPr>
@@ -221,7 +221,7 @@
       </w:tr>
       <w:tr>
         <w:trPr>
-          <w:trHeight w:val="385" w:hRule="atLeast"/>
+          <w:trHeight w:val="453" w:hRule="atLeast"/>
         </w:trPr>
         <w:tc>
           <w:tcPr>
@@ -392,7 +392,7 @@
     </w:tbl>
     <w:p>
       <w:pPr>
-        <w:spacing w:after="34" w:before="0" w:line="312" w:lineRule="auto"/>
+        <w:spacing w:after="40" w:before="0" w:line="312" w:lineRule="auto"/>
         <w:jc w:val="left"/>
       </w:pPr>
       <w:r>
@@ -405,7 +405,7 @@
     </w:p>
     <w:p>
       <w:pPr>
-        <w:spacing w:after="34" w:before="68" w:line="312" w:lineRule="auto"/>
+        <w:spacing w:after="40" w:before="80" w:line="312" w:lineRule="auto"/>
         <w:jc w:val="left"/>
         <w:pBdr>
           <w:bottom w:val="single" w:sz="6" w:space="2" w:color="C9D2DD"/>
@@ -444,7 +444,7 @@
       </w:tblGrid>
       <w:tr>
         <w:trPr>
-          <w:trHeight w:val="385" w:hRule="atLeast"/>
+          <w:trHeight w:val="453" w:hRule="atLeast"/>
         </w:trPr>
         <w:tc>
           <w:tcPr>
@@ -504,7 +504,7 @@
       </w:tr>
       <w:tr>
         <w:trPr>
-          <w:trHeight w:val="385" w:hRule="atLeast"/>
+          <w:trHeight w:val="453" w:hRule="atLeast"/>
         </w:trPr>
         <w:tc>
           <w:tcPr>
@@ -564,7 +564,7 @@
       </w:tr>
       <w:tr>
         <w:trPr>
-          <w:trHeight w:val="385" w:hRule="atLeast"/>
+          <w:trHeight w:val="453" w:hRule="atLeast"/>
         </w:trPr>
         <w:tc>
           <w:tcPr>
@@ -625,7 +625,7 @@
     </w:tbl>
     <w:p>
       <w:pPr>
-        <w:spacing w:after="34" w:before="0" w:line="312" w:lineRule="auto"/>
+        <w:spacing w:after="40" w:before="0" w:line="312" w:lineRule="auto"/>
         <w:jc w:val="left"/>
       </w:pPr>
       <w:r>
@@ -638,7 +638,7 @@
     </w:p>
     <w:p>
       <w:pPr>
-        <w:spacing w:after="34" w:before="68" w:line="312" w:lineRule="auto"/>
+        <w:spacing w:after="40" w:before="80" w:line="312" w:lineRule="auto"/>
         <w:jc w:val="left"/>
         <w:pBdr>
           <w:bottom w:val="single" w:sz="6" w:space="2" w:color="C9D2DD"/>
@@ -678,7 +678,7 @@
       </w:tblGrid>
       <w:tr>
         <w:trPr>
-          <w:trHeight w:val="433" w:hRule="atLeast"/>
+          <w:trHeight w:val="510" w:hRule="atLeast"/>
         </w:trPr>
         <w:tc>
           <w:tcPr>
@@ -770,7 +770,7 @@
       </w:tr>
       <w:tr>
         <w:trPr>
-          <w:trHeight w:val="433" w:hRule="atLeast"/>
+          <w:trHeight w:val="510" w:hRule="atLeast"/>
         </w:trPr>
         <w:tc>
           <w:tcPr>
@@ -854,7 +854,7 @@
       </w:tr>
       <w:tr>
         <w:trPr>
-          <w:trHeight w:val="433" w:hRule="atLeast"/>
+          <w:trHeight w:val="510" w:hRule="atLeast"/>
         </w:trPr>
         <w:tc>
           <w:tcPr>
@@ -938,7 +938,7 @@
       </w:tr>
       <w:tr>
         <w:trPr>
-          <w:trHeight w:val="433" w:hRule="atLeast"/>
+          <w:trHeight w:val="510" w:hRule="atLeast"/>
         </w:trPr>
         <w:tc>
           <w:tcPr>
@@ -1022,7 +1022,7 @@
       </w:tr>
       <w:tr>
         <w:trPr>
-          <w:trHeight w:val="433" w:hRule="atLeast"/>
+          <w:trHeight w:val="510" w:hRule="atLeast"/>
         </w:trPr>
         <w:tc>
           <w:tcPr>
@@ -1106,7 +1106,7 @@
       </w:tr>
       <w:tr>
         <w:trPr>
-          <w:trHeight w:val="433" w:hRule="atLeast"/>
+          <w:trHeight w:val="510" w:hRule="atLeast"/>
         </w:trPr>
         <w:tc>
           <w:tcPr>
@@ -1190,7 +1190,7 @@
       </w:tr>
       <w:tr>
         <w:trPr>
-          <w:trHeight w:val="433" w:hRule="atLeast"/>
+          <w:trHeight w:val="510" w:hRule="atLeast"/>
         </w:trPr>
         <w:tc>
           <w:tcPr>
@@ -1275,7 +1275,7 @@
     </w:tbl>
     <w:p>
       <w:pPr>
-        <w:spacing w:after="34" w:before="0" w:line="312" w:lineRule="auto"/>
+        <w:spacing w:after="40" w:before="0" w:line="312" w:lineRule="auto"/>
         <w:jc w:val="left"/>
       </w:pPr>
       <w:r>
@@ -1288,7 +1288,7 @@
     </w:p>
     <w:p>
       <w:pPr>
-        <w:spacing w:after="34" w:before="68" w:line="312" w:lineRule="auto"/>
+        <w:spacing w:after="40" w:before="80" w:line="312" w:lineRule="auto"/>
         <w:jc w:val="left"/>
         <w:pBdr>
           <w:bottom w:val="single" w:sz="6" w:space="2" w:color="C9D2DD"/>
@@ -1315,7 +1315,7 @@
     </w:p>
     <w:p>
       <w:pPr>
-        <w:spacing w:after="34" w:before="0" w:line="312" w:lineRule="auto"/>
+        <w:spacing w:after="40" w:before="0" w:line="312" w:lineRule="auto"/>
         <w:jc w:val="left"/>
       </w:pPr>
       <w:r>
@@ -1341,7 +1341,7 @@
       </w:tblGrid>
       <w:tr>
         <w:trPr>
-          <w:trHeight w:val="1060" w:hRule="atLeast"/>
+          <w:trHeight w:val="1247" w:hRule="atLeast"/>
         </w:trPr>
         <w:tc>
           <w:tcPr>
@@ -1364,7 +1364,7 @@
               <w:rPr>
                 <w:rFonts w:ascii="Malgun Gothic" w:hAnsi="Malgun Gothic" w:eastAsia="Malgun Gothic" w:cs="Malgun Gothic"/>
                 <w:b w:val="0"/>
-                <w:sz w:val="20"/>
+                <w:sz w:val="19"/>
               </w:rPr>
             </w:r>
           </w:p>
@@ -1373,7 +1373,7 @@
     </w:tbl>
     <w:p>
       <w:pPr>
-        <w:spacing w:after="34" w:before="0" w:line="312" w:lineRule="auto"/>
+        <w:spacing w:after="40" w:before="0" w:line="312" w:lineRule="auto"/>
         <w:jc w:val="left"/>
       </w:pPr>
       <w:r>
@@ -1386,7 +1386,7 @@
     </w:p>
     <w:p>
       <w:pPr>
-        <w:spacing w:after="34" w:before="0" w:line="312" w:lineRule="auto"/>
+        <w:spacing w:after="40" w:before="0" w:line="312" w:lineRule="auto"/>
         <w:jc w:val="center"/>
       </w:pPr>
       <w:r>
@@ -1400,7 +1400,7 @@
     </w:p>
     <w:p>
       <w:pPr>
-        <w:spacing w:after="68" w:before="68" w:line="312" w:lineRule="auto"/>
+        <w:spacing w:after="80" w:before="80" w:line="312" w:lineRule="auto"/>
         <w:jc w:val="center"/>
       </w:pPr>
       <w:r>
@@ -1429,7 +1429,7 @@
       </w:tblGrid>
       <w:tr>
         <w:trPr>
-          <w:trHeight w:val="481" w:hRule="atLeast"/>
+          <w:trHeight w:val="567" w:hRule="atLeast"/>
         </w:trPr>
         <w:tc>
           <w:tcPr>
@@ -1571,7 +1571,7 @@
       </w:tr>
       <w:tr>
         <w:trPr>
-          <w:trHeight w:val="481" w:hRule="atLeast"/>
+          <w:trHeight w:val="567" w:hRule="atLeast"/>
         </w:trPr>
         <w:tc>
           <w:tcPr>
@@ -1713,7 +1713,7 @@
       </w:tr>
       <w:tr>
         <w:trPr>
-          <w:trHeight w:val="481" w:hRule="atLeast"/>
+          <w:trHeight w:val="567" w:hRule="atLeast"/>
         </w:trPr>
         <w:tc>
           <w:tcPr>
@@ -1856,7 +1856,7 @@
     </w:tbl>
     <w:p>
       <w:pPr>
-        <w:spacing w:after="34" w:before="0" w:line="312" w:lineRule="auto"/>
+        <w:spacing w:after="40" w:before="0" w:line="312" w:lineRule="auto"/>
         <w:jc w:val="left"/>
       </w:pPr>
       <w:r>
@@ -1869,7 +1869,7 @@
     </w:p>
     <w:p>
       <w:pPr>
-        <w:spacing w:after="0" w:before="51" w:line="312" w:lineRule="auto"/>
+        <w:spacing w:after="0" w:before="60" w:line="312" w:lineRule="auto"/>
         <w:jc w:val="left"/>
       </w:pPr>
       <w:r>
